--- a/presentations/Речь_Изотов_обновлено.docx
+++ b/presentations/Речь_Изотов_обновлено.docx
@@ -29,7 +29,7 @@
     <w:p>
       <w:pPr/>
       <w:r>
-        <w:t xml:space="preserve">Уважаемый председатель, уважаемые члены государственной экзаменационной комиссии! Представляю выпускную квалификационную работу, посвящённую разработке и интеграции нейросетевой модели для прогнозирования поведения пользователя в адаптивной игровой системе. Работа выполнена как часть командного проекта; мой вклад — модель, которая по телеметрии сессии определяет архетип игрока и в реальном времени возвращает параметры адаптации геймплея.</w:t>
+        <w:t>Уважаемый председатель, уважаемые члены государственной экзаменационной комиссии! Представляется выпускная квалификационная работа на тему «Разработка и интеграция нейросетевой модели для прогнозирования поведения пользователя в адаптивной игровой системе». Предметная область — разработка компьютерных игр, одна из наиболее динамично развивающихся отраслей информационных технологий. Работа выполнена в составе командного проекта; далее рассматривается его интеллектуальная часть — нейросетевая модель и её интеграция.</w:t>
       </w:r>
     </w:p>
     <w:p>
@@ -43,7 +43,7 @@
     <w:p>
       <w:pPr/>
       <w:r>
-        <w:t xml:space="preserve">В разработке компьютерных игр почти отсутствует адаптивный геймдизайн: большинство игр одинаковы для всех и не подстраиваются под стиль конкретного игрока. Баланс задаётся вручную и одинаково, из-за чего часть игроков теряет интерес и уходит. Решение — адаптация геймплея под архетип игрока, и именно эту задачу решает проект.</w:t>
+        <w:t>Основная проблема предметной области — отсутствие адаптивного геймдизайна. В большинстве игр баланс задаётся вручную и одинаков для всех пользователей, без учёта индивидуального стиля. Прямое следствие — отсутствие удержания пользователя: часть аудитории теряет интерес и покидает игру. Возникает задача автоматической подстройки геймплея под конкретного игрока.</w:t>
       </w:r>
     </w:p>
     <w:p>
@@ -57,7 +57,7 @@
     <w:p>
       <w:pPr/>
       <w:r>
-        <w:t xml:space="preserve">Разные типы игроков теряют интерес по-разному. Например, в Left 4 Dead игрок-собиратель уходит через один–три часа, тогда как игрок-боец остаётся восемь и более часов. Подстройка под архетип удерживает разные типы игроков дольше и повышает вовлечённость.</w:t>
+        <w:t>Разные типы игроков теряют интерес по-разному: собиратель покидает игру через один–три часа, исследователь остаётся около пяти часов, боец играет восемь и более часов. Единый баланс не способен удержать все типы одновременно. Подстройка сложности под тип игрока выравнивает вовлечённость и сокращает отток аудитории.</w:t>
       </w:r>
     </w:p>
     <w:p>
@@ -71,7 +71,7 @@
     <w:p>
       <w:pPr/>
       <w:r>
-        <w:t xml:space="preserve">Единая ручная сложность не подходит всем игрокам. Архетип игрока — компактная метрика стиля, на которую опираются системы баланса. В проекте используются четыре архетипа Bartle вместо усреднённой сложности. Архетип служит входом для адаптации — сложности, плотности противников и множителя добычи, что снижает отток и повышает удержание.</w:t>
+        <w:t>Центральная метрика системы — архетип игрока. Она выполняет три функции: сегментирует аудиторию по четырём типам модели Бартла вместо усреднённой сложности; служит входом для адаптации, определяя сложность, плотность врагов и множитель лута; и тем самым повышает удержание. Архетип связывает поведение игрока с настройками игры.</w:t>
       </w:r>
     </w:p>
     <w:p>
@@ -85,7 +85,7 @@
     <w:p>
       <w:pPr/>
       <w:r>
-        <w:t xml:space="preserve">Клиент на Godot отправляет телеметрию через Backend API. На сервере расположены Backend, база данных PostgreSQL и ML-сервис. Backend принимает события, строит признаки и обращается к модели; модель возвращает прогноз, а параметры адаптации передаются обратно в игру. Зона ответственности данной работы — ML-сервис.</w:t>
+        <w:t>Система включает четыре компонента. Клиент на движке Godot собирает телеметрию и передаёт её на серверный API. Backend сохраняет данные в PostgreSQL и обращается к ML-сервису. ML-сервис возвращает прогноз — архетип и параметры адаптации, которые применяются в игре в реальном времени. Предмет данной работы — этот ML-сервис.</w:t>
       </w:r>
     </w:p>
     <w:p>
@@ -99,7 +99,7 @@
     <w:p>
       <w:pPr/>
       <w:r>
-        <w:t xml:space="preserve">Задача формулируется как многоклассовая классификация: по последовательности событий сессии определяется один из архетипов. Признаками служат частоты событий, время, число смертей и подсказок, счёт — с весами критических точек из профиля игры. Жёсткие правила не масштабируются и быстро становятся неподдерживаемыми. Нейросетевая модель учитывает порядок и сочетание действий, а не отдельный порог, и дообучается по мере накопления телеметрии.</w:t>
+        <w:t>Задача формулируется как многоклассовая классификация: по последовательности действий за сессию определяется тип игрока. Входные данные — поведенческие признаки: частота событий, время в игре, смерти, подсказки, очки; результат — архетип. Жёсткие правила для этой задачи не подходят, поскольку все сочетания поведения вручную описать невозможно. Модель оценивает поведение целиком и уточняется по мере накопления данных.</w:t>
       </w:r>
     </w:p>
     <w:p>
@@ -113,7 +113,7 @@
     <w:p>
       <w:pPr/>
       <w:r>
-        <w:t xml:space="preserve">Рассмотрены три подхода. Жёсткие правила объяснимы, но не масштабируются. Random Forest даёт приемлемый результат на малых данных и сохранён как быстрый baseline для холодного старта. В качестве основной модели выбрана LSTM: она учитывает последовательность действий игрока и точнее распознаёт стиль. Модель обучается в PyTorch и экспортируется в формат ONNX.</w:t>
+        <w:t>Рассмотрены три подхода. Жёсткие правила объяснимы, но не масштабируются. Random Forest даёт приемлемый результат на агрегированных признаках и сохранён как быстрый базовый вариант. В качестве основной выбрана рекуррентная сеть LSTM: она учитывает последовательность действий, а не только агрегаты, и точнее распознаёт стиль игрока. Экспорт модели выполняется в формат ONNX.</w:t>
       </w:r>
     </w:p>
     <w:p>
@@ -127,7 +127,7 @@
     <w:p>
       <w:pPr/>
       <w:r>
-        <w:t xml:space="preserve">LSTM хранит память — состояние ячейки, которое несёт контекст всей сессии и обновляется на каждом шаге. Памятью управляют три вентиля: вентиль забывания стирает из памяти ненужное, вентиль записи добавляет новую информацию, вентиль выхода формирует ответ. Благодаря такой памяти модель улавливает последовательность действий игрока, а на выходе даёт архетип и уверенность.</w:t>
+        <w:t>Выбор LSTM обусловлен способностью хранить контекст всей сессии в состоянии ячейки. Работу определяют три вентиля: вентиль забывания удаляет несущественную информацию, вентиль записи добавляет новую, выходной вентиль формирует результат. За счёт этого модель учитывает порядок действий игрока на длинной последовательности событий.</w:t>
       </w:r>
     </w:p>
     <w:p>
@@ -141,7 +141,7 @@
     <w:p>
       <w:pPr/>
       <w:r>
-        <w:t xml:space="preserve">Обучение строится по маршруту от телеметрии к новой версии модели. События и предсказания берутся из PostgreSQL, для холодного старта используется около тысячи размеченных сессий. По каждой сессии формируется вектор признаков с меткой архетипа. Модель обучается в PyTorch и экспортируется через torch.onnx в файл модели с метаданными. Обновление модели выполняется без пересборки контейнера.</w:t>
+        <w:t>Обучение организовано как воспроизводимый процесс — от телеметрии к новой версии модели. Данные берутся из PostgreSQL; для холодного старта seed-скрипт формирует тысячу размеченных сессий. По каждой сессии строится вектор признаков и метка архетипа. Модель обучается в PyTorch и экспортируется в формат ONNX вместе с метаданными. Запуск обучения через служебный эндпоинт обновляет модель без пересборки сервиса.</w:t>
       </w:r>
     </w:p>
     <w:p>
@@ -155,7 +155,7 @@
     <w:p>
       <w:pPr/>
       <w:r>
-        <w:t xml:space="preserve">Модель оформлена как отдельный микросервис в Docker Compose на порту 8001; backend обращается к нему по HTTP на эндпоинте predict. Предсказание выполняется раз в заданное число событий (bootstrap_actions), а не однократно. Результат возвращается в ответе на приём телеметрии и сохраняется в базе данных.</w:t>
+        <w:t>Модель оформлена как отдельный микросервис в Docker Compose на порту 8001; backend обращается к нему по HTTP на эндпоинте predict. Передаются признаки и список архетипов, в ответ возвращаются архетип, уверенность и параметры адаптации. Прогноз выполняется не однократно, а периодически — каждые N событий, поэтому адаптация уточняется по ходу сессии. Результат возвращается клиенту в ответе на приём телеметрии.</w:t>
       </w:r>
     </w:p>
     <w:p>
@@ -169,7 +169,7 @@
     <w:p>
       <w:pPr/>
       <w:r>
-        <w:t xml:space="preserve">В планах — переход к двунаправленной LSTM или архитектуре Transformer для работы с длинными последовательностями, строгая валидация признаков по профилю игры и сбор метрик качества: задержки предсказаний, доли срабатывания эвристики и версии модели. Исходный код доступен в репозитории по QR-коду на слайде.</w:t>
+        <w:t>Направления развития: переход к двунаправленной LSTM или архитектуре Transformer для работы с длинными последовательностями; строгая валидация входных признаков по профилю игры; внедрение метрик качества — задержки прогноза, частоты резервных срабатываний и контроля версии модели. Исходный код доступен в репозитории проекта по QR-коду.</w:t>
       </w:r>
     </w:p>
     <w:p>
@@ -183,7 +183,7 @@
     <w:p>
       <w:pPr/>
       <w:r>
-        <w:t xml:space="preserve">Итог: разработана и интегрирована нейросетевая модель, определяющая архетип игрока по телеметрии сессии и возвращающая параметры адаптации. Модель работает как отдельный сервис в формате ONNX, обучается на данных из PostgreSQL и снабжена резервной эвристикой и механизмом обновления. Все задачи выполнены. Доклад окончен. Спасибо за внимание! Готов ответить на вопросы.</w:t>
+        <w:t>Итог работы: разработана и интегрирована нейросетевая модель, которая по телеметрии сессии прогнозирует поведение игрока и обеспечивает адаптацию геймплея. Решение масштабируемо и встроено в общую архитектуру проекта. Доклад окончен, благодарю за внимание.</w:t>
       </w:r>
     </w:p>
     <w:sectPr>
